--- a/public/template.docx
+++ b/public/template.docx
@@ -4934,357 +4934,7 @@
 </w:ftr>
 </file>
 
-<file path=word/numbering.xml><?xml version="1.0" encoding="utf-8"?>
-<w:numbering xmlns:mc="http://schemas.openxmlformats.org/markup-compatibility/2006" xmlns:o="urn:schemas-microsoft-com:office:office" xmlns:r="http://schemas.openxmlformats.org/officeDocument/2006/relationships" xmlns:m="http://schemas.openxmlformats.org/officeDocument/2006/math" xmlns:v="urn:schemas-microsoft-com:vml" xmlns:wp="http://schemas.openxmlformats.org/drawingml/2006/wordprocessingDrawing" xmlns:w10="urn:schemas-microsoft-com:office:word" xmlns:w="http://schemas.openxmlformats.org/wordprocessingml/2006/main" xmlns:wne="http://schemas.microsoft.com/office/word/2006/wordml" xmlns:sl="http://schemas.openxmlformats.org/schemaLibrary/2006/main" xmlns:a="http://schemas.openxmlformats.org/drawingml/2006/main" xmlns:pic="http://schemas.openxmlformats.org/drawingml/2006/picture" xmlns:c="http://schemas.openxmlformats.org/drawingml/2006/chart" xmlns:lc="http://schemas.openxmlformats.org/drawingml/2006/lockedCanvas" xmlns:dgm="http://schemas.openxmlformats.org/drawingml/2006/diagram" xmlns:wps="http://schemas.microsoft.com/office/word/2010/wordprocessingShape" xmlns:wpg="http://schemas.microsoft.com/office/word/2010/wordprocessingGroup" xmlns:w14="http://schemas.microsoft.com/office/word/2010/wordml" xmlns:w15="http://schemas.microsoft.com/office/word/2012/wordml" xmlns:w16="http://schemas.microsoft.com/office/word/2018/wordml" xmlns:w16cex="http://schemas.microsoft.com/office/word/2018/wordml/cex" xmlns:w16cid="http://schemas.microsoft.com/office/word/2016/wordml/cid" xmlns="http://schemas.microsoft.com/office/tasks/2019/documenttasks" xmlns:cr="http://schemas.microsoft.com/office/comments/2020/reactions">
-  <w:abstractNum w:abstractNumId="1">
-    <w:lvl w:ilvl="0">
-      <w:start w:val="1"/>
-      <w:numFmt w:val="decimal"/>
-      <w:lvlText w:val="%1"/>
-      <w:lvlJc w:val="left"/>
-      <w:pPr>
-        <w:ind w:left="375" w:hanging="375"/>
-      </w:pPr>
-      <w:rPr>
-        <w:b w:val="0"/>
-        <w:bCs w:val="0"/>
-        <w:u w:val="none"/>
-      </w:rPr>
-    </w:lvl>
-    <w:lvl w:ilvl="1">
-      <w:start w:val="1"/>
-      <w:numFmt w:val="decimal"/>
-      <w:lvlText w:val="%1.%2"/>
-      <w:lvlJc w:val="left"/>
-      <w:pPr>
-        <w:ind w:left="720" w:hanging="720"/>
-      </w:pPr>
-      <w:rPr>
-        <w:b w:val="1"/>
-        <w:bCs w:val="1"/>
-        <w:u w:val="none"/>
-      </w:rPr>
-    </w:lvl>
-    <w:lvl w:ilvl="2">
-      <w:start w:val="1"/>
-      <w:numFmt w:val="decimal"/>
-      <w:lvlText w:val="%1.%2.%3"/>
-      <w:lvlJc w:val="left"/>
-      <w:pPr>
-        <w:ind w:left="720" w:hanging="720"/>
-      </w:pPr>
-      <w:rPr>
-        <w:b w:val="0"/>
-        <w:bCs w:val="0"/>
-        <w:u w:val="none"/>
-      </w:rPr>
-    </w:lvl>
-    <w:lvl w:ilvl="3">
-      <w:start w:val="1"/>
-      <w:numFmt w:val="decimal"/>
-      <w:lvlText w:val="%1.%2.%3.%4"/>
-      <w:lvlJc w:val="left"/>
-      <w:pPr>
-        <w:ind w:left="1080" w:hanging="1080"/>
-      </w:pPr>
-      <w:rPr>
-        <w:b w:val="0"/>
-        <w:bCs w:val="0"/>
-        <w:u w:val="none"/>
-      </w:rPr>
-    </w:lvl>
-    <w:lvl w:ilvl="4">
-      <w:start w:val="1"/>
-      <w:numFmt w:val="decimal"/>
-      <w:lvlText w:val="%1.%2.%3.%4.%5"/>
-      <w:lvlJc w:val="left"/>
-      <w:pPr>
-        <w:ind w:left="1440" w:hanging="1440"/>
-      </w:pPr>
-      <w:rPr>
-        <w:b w:val="0"/>
-        <w:bCs w:val="0"/>
-        <w:u w:val="none"/>
-      </w:rPr>
-    </w:lvl>
-    <w:lvl w:ilvl="5">
-      <w:start w:val="1"/>
-      <w:numFmt w:val="decimal"/>
-      <w:lvlText w:val="%1.%2.%3.%4.%5.%6"/>
-      <w:lvlJc w:val="left"/>
-      <w:pPr>
-        <w:ind w:left="1440" w:hanging="1440"/>
-      </w:pPr>
-      <w:rPr>
-        <w:b w:val="0"/>
-        <w:bCs w:val="0"/>
-        <w:u w:val="none"/>
-      </w:rPr>
-    </w:lvl>
-    <w:lvl w:ilvl="6">
-      <w:start w:val="1"/>
-      <w:numFmt w:val="decimal"/>
-      <w:lvlText w:val="%1.%2.%3.%4.%5.%6.%7"/>
-      <w:lvlJc w:val="left"/>
-      <w:pPr>
-        <w:ind w:left="1800" w:hanging="1800"/>
-      </w:pPr>
-      <w:rPr>
-        <w:b w:val="0"/>
-        <w:bCs w:val="0"/>
-        <w:u w:val="none"/>
-      </w:rPr>
-    </w:lvl>
-    <w:lvl w:ilvl="7">
-      <w:start w:val="1"/>
-      <w:numFmt w:val="decimal"/>
-      <w:lvlText w:val="%1.%2.%3.%4.%5.%6.%7.%8"/>
-      <w:lvlJc w:val="left"/>
-      <w:pPr>
-        <w:ind w:left="2160" w:hanging="2160"/>
-      </w:pPr>
-      <w:rPr>
-        <w:b w:val="0"/>
-        <w:bCs w:val="0"/>
-        <w:u w:val="none"/>
-      </w:rPr>
-    </w:lvl>
-    <w:lvl w:ilvl="8">
-      <w:start w:val="1"/>
-      <w:numFmt w:val="decimal"/>
-      <w:lvlText w:val="%1.%2.%3.%4.%5.%6.%7.%8.%9"/>
-      <w:lvlJc w:val="left"/>
-      <w:pPr>
-        <w:ind w:left="2160" w:hanging="2160"/>
-      </w:pPr>
-      <w:rPr>
-        <w:b w:val="0"/>
-        <w:bCs w:val="0"/>
-        <w:u w:val="none"/>
-      </w:rPr>
-    </w:lvl>
-  </w:abstractNum>
-  <w:abstractNum w:abstractNumId="2">
-    <w:lvl w:ilvl="0">
-      <w:start w:val="3"/>
-      <w:numFmt w:val="decimal"/>
-      <w:lvlText w:val="%1"/>
-      <w:lvlJc w:val="left"/>
-      <w:pPr>
-        <w:ind w:left="420" w:hanging="420"/>
-      </w:pPr>
-      <w:rPr>
-        <w:b w:val="1"/>
-        <w:bCs w:val="1"/>
-      </w:rPr>
-    </w:lvl>
-    <w:lvl w:ilvl="1">
-      <w:start w:val="1"/>
-      <w:numFmt w:val="decimal"/>
-      <w:lvlText w:val="%1.%2"/>
-      <w:lvlJc w:val="left"/>
-      <w:pPr>
-        <w:ind w:left="1440" w:hanging="720"/>
-      </w:pPr>
-      <w:rPr>
-        <w:b w:val="1"/>
-        <w:bCs w:val="1"/>
-      </w:rPr>
-    </w:lvl>
-    <w:lvl w:ilvl="2">
-      <w:start w:val="1"/>
-      <w:numFmt w:val="decimal"/>
-      <w:lvlText w:val="%1.%2.%3"/>
-      <w:lvlJc w:val="left"/>
-      <w:pPr>
-        <w:ind w:left="2160" w:hanging="720"/>
-      </w:pPr>
-      <w:rPr>
-        <w:b w:val="1"/>
-        <w:bCs w:val="1"/>
-      </w:rPr>
-    </w:lvl>
-    <w:lvl w:ilvl="3">
-      <w:start w:val="1"/>
-      <w:numFmt w:val="decimal"/>
-      <w:lvlText w:val="%1.%2.%3.%4"/>
-      <w:lvlJc w:val="left"/>
-      <w:pPr>
-        <w:ind w:left="3240" w:hanging="1080"/>
-      </w:pPr>
-      <w:rPr>
-        <w:b w:val="1"/>
-        <w:bCs w:val="1"/>
-      </w:rPr>
-    </w:lvl>
-    <w:lvl w:ilvl="4">
-      <w:start w:val="1"/>
-      <w:numFmt w:val="decimal"/>
-      <w:lvlText w:val="%1.%2.%3.%4.%5"/>
-      <w:lvlJc w:val="left"/>
-      <w:pPr>
-        <w:ind w:left="3960" w:hanging="1080"/>
-      </w:pPr>
-      <w:rPr>
-        <w:b w:val="1"/>
-        <w:bCs w:val="1"/>
-      </w:rPr>
-    </w:lvl>
-    <w:lvl w:ilvl="5">
-      <w:start w:val="1"/>
-      <w:numFmt w:val="decimal"/>
-      <w:lvlText w:val="%1.%2.%3.%4.%5.%6"/>
-      <w:lvlJc w:val="left"/>
-      <w:pPr>
-        <w:ind w:left="5040" w:hanging="1440"/>
-      </w:pPr>
-      <w:rPr>
-        <w:b w:val="1"/>
-        <w:bCs w:val="1"/>
-      </w:rPr>
-    </w:lvl>
-    <w:lvl w:ilvl="6">
-      <w:start w:val="1"/>
-      <w:numFmt w:val="decimal"/>
-      <w:lvlText w:val="%1.%2.%3.%4.%5.%6.%7"/>
-      <w:lvlJc w:val="left"/>
-      <w:pPr>
-        <w:ind w:left="6120" w:hanging="1800"/>
-      </w:pPr>
-      <w:rPr>
-        <w:b w:val="1"/>
-        <w:bCs w:val="1"/>
-      </w:rPr>
-    </w:lvl>
-    <w:lvl w:ilvl="7">
-      <w:start w:val="1"/>
-      <w:numFmt w:val="decimal"/>
-      <w:lvlText w:val="%1.%2.%3.%4.%5.%6.%7.%8"/>
-      <w:lvlJc w:val="left"/>
-      <w:pPr>
-        <w:ind w:left="6840" w:hanging="1800"/>
-      </w:pPr>
-      <w:rPr>
-        <w:b w:val="1"/>
-        <w:bCs w:val="1"/>
-      </w:rPr>
-    </w:lvl>
-    <w:lvl w:ilvl="8">
-      <w:start w:val="1"/>
-      <w:numFmt w:val="decimal"/>
-      <w:lvlText w:val="%1.%2.%3.%4.%5.%6.%7.%8.%9"/>
-      <w:lvlJc w:val="left"/>
-      <w:pPr>
-        <w:ind w:left="7920" w:hanging="2160"/>
-      </w:pPr>
-      <w:rPr>
-        <w:b w:val="1"/>
-        <w:bCs w:val="1"/>
-      </w:rPr>
-    </w:lvl>
-  </w:abstractNum>
-  <w:abstractNum w:abstractNumId="3">
-    <w:lvl w:ilvl="0">
-      <w:start w:val="5"/>
-      <w:numFmt w:val="decimal"/>
-      <w:lvlText w:val="%1"/>
-      <w:lvlJc w:val="left"/>
-      <w:pPr>
-        <w:ind w:left="360" w:hanging="360"/>
-      </w:pPr>
-      <w:rPr/>
-    </w:lvl>
-    <w:lvl w:ilvl="1">
-      <w:start w:val="1"/>
-      <w:numFmt w:val="decimal"/>
-      <w:lvlText w:val="%1.%2"/>
-      <w:lvlJc w:val="left"/>
-      <w:pPr>
-        <w:ind w:left="360" w:hanging="360"/>
-      </w:pPr>
-      <w:rPr/>
-    </w:lvl>
-    <w:lvl w:ilvl="2">
-      <w:start w:val="1"/>
-      <w:numFmt w:val="decimal"/>
-      <w:lvlText w:val="%1.%2.%3"/>
-      <w:lvlJc w:val="left"/>
-      <w:pPr>
-        <w:ind w:left="720" w:hanging="720"/>
-      </w:pPr>
-      <w:rPr/>
-    </w:lvl>
-    <w:lvl w:ilvl="3">
-      <w:start w:val="1"/>
-      <w:numFmt w:val="decimal"/>
-      <w:lvlText w:val="%1.%2.%3.%4"/>
-      <w:lvlJc w:val="left"/>
-      <w:pPr>
-        <w:ind w:left="720" w:hanging="720"/>
-      </w:pPr>
-      <w:rPr/>
-    </w:lvl>
-    <w:lvl w:ilvl="4">
-      <w:start w:val="1"/>
-      <w:numFmt w:val="decimal"/>
-      <w:lvlText w:val="%1.%2.%3.%4.%5"/>
-      <w:lvlJc w:val="left"/>
-      <w:pPr>
-        <w:ind w:left="1080" w:hanging="1080"/>
-      </w:pPr>
-      <w:rPr/>
-    </w:lvl>
-    <w:lvl w:ilvl="5">
-      <w:start w:val="1"/>
-      <w:numFmt w:val="decimal"/>
-      <w:lvlText w:val="%1.%2.%3.%4.%5.%6"/>
-      <w:lvlJc w:val="left"/>
-      <w:pPr>
-        <w:ind w:left="1080" w:hanging="1080"/>
-      </w:pPr>
-      <w:rPr/>
-    </w:lvl>
-    <w:lvl w:ilvl="6">
-      <w:start w:val="1"/>
-      <w:numFmt w:val="decimal"/>
-      <w:lvlText w:val="%1.%2.%3.%4.%5.%6.%7"/>
-      <w:lvlJc w:val="left"/>
-      <w:pPr>
-        <w:ind w:left="1440" w:hanging="1440"/>
-      </w:pPr>
-      <w:rPr/>
-    </w:lvl>
-    <w:lvl w:ilvl="7">
-      <w:start w:val="1"/>
-      <w:numFmt w:val="decimal"/>
-      <w:lvlText w:val="%1.%2.%3.%4.%5.%6.%7.%8"/>
-      <w:lvlJc w:val="left"/>
-      <w:pPr>
-        <w:ind w:left="1440" w:hanging="1440"/>
-      </w:pPr>
-      <w:rPr/>
-    </w:lvl>
-    <w:lvl w:ilvl="8">
-      <w:start w:val="1"/>
-      <w:numFmt w:val="decimal"/>
-      <w:lvlText w:val="%1.%2.%3.%4.%5.%6.%7.%8.%9"/>
-      <w:lvlJc w:val="left"/>
-      <w:pPr>
-        <w:ind w:left="1800" w:hanging="1800"/>
-      </w:pPr>
-      <w:rPr/>
-    </w:lvl>
-  </w:abstractNum>
-  <w:num w:numId="1">
-    <w:abstractNumId w:val="1"/>
-  </w:num>
-  <w:num w:numId="2">
-    <w:abstractNumId w:val="2"/>
-  </w:num>
-  <w:num w:numId="3">
-    <w:abstractNumId w:val="3"/>
-  </w:num>
-</w:numbering>
+<file path=word/numbering.xml>
 </file>
 
 <file path=word/styles.xml><?xml version="1.0" encoding="utf-8"?>

--- a/public/template.docx
+++ b/public/template.docx
@@ -2328,215 +2328,14 @@
         <w:tab/>
         <w:tab/>
         <w:t xml:space="preserve">Bonuses per each season:</w:t>
-      </w:r>
-    </w:p>
-    <w:p>
-      <w:pPr>
-        <w:tabs>
-          <w:tab w:val="left" w:leader="none" w:pos="0"/>
-          <w:tab w:val="left" w:leader="none" w:pos="720"/>
-          <w:tab w:val="left" w:leader="none" w:pos="1080"/>
-          <w:tab w:val="left" w:leader="none" w:pos="1440"/>
-          <w:tab w:val="left" w:leader="none" w:pos="2160"/>
-          <w:tab w:val="left" w:leader="none" w:pos="2880"/>
-          <w:tab w:val="left" w:leader="none" w:pos="3600"/>
-          <w:tab w:val="left" w:leader="none" w:pos="4320"/>
-          <w:tab w:val="left" w:leader="none" w:pos="5040"/>
-          <w:tab w:val="left" w:leader="none" w:pos="5760"/>
-          <w:tab w:val="left" w:leader="none" w:pos="6480"/>
-          <w:tab w:val="left" w:leader="none" w:pos="7200"/>
-          <w:tab w:val="left" w:leader="none" w:pos="7920"/>
-          <w:tab w:val="left" w:leader="none" w:pos="8640"/>
-        </w:tabs>
-        <w:jc w:val="both"/>
-        <w:rPr>
-          <w:b w:val="1"/>
-          <w:bCs w:val="1"/>
-        </w:rPr>
-      </w:pPr>
-      <w:r>
-        <w:rPr>
-          <w:rtl w:val="0"/>
-        </w:rPr>
-      </w:r>
-    </w:p>
-    <w:p>
-      <w:pPr>
-        <w:tabs>
-          <w:tab w:val="left" w:leader="none" w:pos="0"/>
-          <w:tab w:val="left" w:leader="none" w:pos="720"/>
-          <w:tab w:val="left" w:leader="none" w:pos="1080"/>
-          <w:tab w:val="left" w:leader="none" w:pos="1440"/>
-          <w:tab w:val="left" w:leader="none" w:pos="2160"/>
-          <w:tab w:val="left" w:leader="none" w:pos="2880"/>
-          <w:tab w:val="left" w:leader="none" w:pos="3600"/>
-          <w:tab w:val="left" w:leader="none" w:pos="4320"/>
-          <w:tab w:val="left" w:leader="none" w:pos="5040"/>
-          <w:tab w:val="left" w:leader="none" w:pos="5760"/>
-          <w:tab w:val="left" w:leader="none" w:pos="6480"/>
-          <w:tab w:val="left" w:leader="none" w:pos="7200"/>
-          <w:tab w:val="left" w:leader="none" w:pos="7920"/>
-          <w:tab w:val="left" w:leader="none" w:pos="8640"/>
-        </w:tabs>
-        <w:rPr>
-          <w:b w:val="1"/>
-          <w:bCs w:val="1"/>
-          <w:u w:val="single"/>
-        </w:rPr>
-      </w:pPr>
-      <w:r>
-        <w:rPr>
-          <w:rtl w:val="0"/>
-        </w:rPr>
-        <w:tab/>
-        <w:t xml:space="preserve">            </w:t>
-      </w:r>
-      <w:r>
-        <w:rPr>
-          <w:b w:val="1"/>
-          <w:bCs w:val="1"/>
-          <w:u w:val="single"/>
-          <w:rtl w:val="0"/>
-        </w:rPr>
-        <w:t xml:space="preserve">[COMPETITION]</w:t>
-      </w:r>
-    </w:p>
-    <w:p>
-      <w:pPr>
-        <w:tabs>
-          <w:tab w:val="left" w:leader="none" w:pos="0"/>
-          <w:tab w:val="left" w:leader="none" w:pos="720"/>
-          <w:tab w:val="left" w:leader="none" w:pos="1440"/>
-          <w:tab w:val="left" w:leader="none" w:pos="2160"/>
-          <w:tab w:val="left" w:leader="none" w:pos="2880"/>
-          <w:tab w:val="left" w:leader="none" w:pos="3600"/>
-          <w:tab w:val="left" w:leader="none" w:pos="4320"/>
-          <w:tab w:val="left" w:leader="none" w:pos="5040"/>
-          <w:tab w:val="left" w:leader="none" w:pos="5760"/>
-          <w:tab w:val="left" w:leader="none" w:pos="6480"/>
-          <w:tab w:val="left" w:leader="none" w:pos="7200"/>
-          <w:tab w:val="left" w:leader="none" w:pos="7920"/>
-          <w:tab w:val="left" w:leader="none" w:pos="8640"/>
-        </w:tabs>
-        <w:jc w:val="both"/>
-        <w:rPr/>
-      </w:pPr>
-      <w:r>
-        <w:rPr>
-          <w:rtl w:val="0"/>
-        </w:rPr>
-        <w:tab/>
-        <w:tab/>
-        <w:t xml:space="preserve">[ACHIEVEMENT]</w:t>
-        <w:tab/>
-        <w:t xml:space="preserve">[AMOUNT OF THAT MONTH] net of any [COUNNAME OF THE COUNTRY] taxes </w:t>
-      </w:r>
-    </w:p>
-    <w:p>
-      <w:pPr>
-        <w:tabs>
-          <w:tab w:val="left" w:leader="none" w:pos="0"/>
-          <w:tab w:val="left" w:leader="none" w:pos="720"/>
-          <w:tab w:val="left" w:leader="none" w:pos="1080"/>
-          <w:tab w:val="left" w:leader="none" w:pos="1440"/>
-          <w:tab w:val="left" w:leader="none" w:pos="2160"/>
-          <w:tab w:val="left" w:leader="none" w:pos="2880"/>
-          <w:tab w:val="left" w:leader="none" w:pos="3600"/>
-          <w:tab w:val="left" w:leader="none" w:pos="4320"/>
-          <w:tab w:val="left" w:leader="none" w:pos="5040"/>
-          <w:tab w:val="left" w:leader="none" w:pos="5760"/>
-          <w:tab w:val="left" w:leader="none" w:pos="6480"/>
-          <w:tab w:val="left" w:leader="none" w:pos="7200"/>
-          <w:tab w:val="left" w:leader="none" w:pos="7920"/>
-          <w:tab w:val="left" w:leader="none" w:pos="8640"/>
-        </w:tabs>
-        <w:rPr/>
-      </w:pPr>
-      <w:r>
-        <w:rPr>
-          <w:rtl w:val="0"/>
-        </w:rPr>
-      </w:r>
-    </w:p>
-    <w:p>
-      <w:pPr>
-        <w:tabs>
-          <w:tab w:val="left" w:leader="none" w:pos="0"/>
-          <w:tab w:val="left" w:leader="none" w:pos="720"/>
-          <w:tab w:val="left" w:leader="none" w:pos="1080"/>
-          <w:tab w:val="left" w:leader="none" w:pos="1440"/>
-          <w:tab w:val="left" w:leader="none" w:pos="2160"/>
-          <w:tab w:val="left" w:leader="none" w:pos="2880"/>
-          <w:tab w:val="left" w:leader="none" w:pos="3600"/>
-          <w:tab w:val="left" w:leader="none" w:pos="4320"/>
-          <w:tab w:val="left" w:leader="none" w:pos="5040"/>
-          <w:tab w:val="left" w:leader="none" w:pos="5760"/>
-          <w:tab w:val="left" w:leader="none" w:pos="6480"/>
-          <w:tab w:val="left" w:leader="none" w:pos="7200"/>
-          <w:tab w:val="left" w:leader="none" w:pos="7920"/>
-          <w:tab w:val="left" w:leader="none" w:pos="8640"/>
-        </w:tabs>
-        <w:rPr/>
-      </w:pPr>
-      <w:r>
-        <w:rPr>
-          <w:rtl w:val="0"/>
-        </w:rPr>
-        <w:t xml:space="preserve">                       </w:t>
-      </w:r>
-    </w:p>
-    <w:p>
-      <w:pPr>
-        <w:tabs>
-          <w:tab w:val="left" w:leader="none" w:pos="0"/>
-          <w:tab w:val="left" w:leader="none" w:pos="720"/>
-          <w:tab w:val="left" w:leader="none" w:pos="1080"/>
-          <w:tab w:val="left" w:leader="none" w:pos="1440"/>
-          <w:tab w:val="left" w:leader="none" w:pos="2160"/>
-          <w:tab w:val="left" w:leader="none" w:pos="2880"/>
-          <w:tab w:val="left" w:leader="none" w:pos="3600"/>
-          <w:tab w:val="left" w:leader="none" w:pos="4320"/>
-          <w:tab w:val="left" w:leader="none" w:pos="5040"/>
-          <w:tab w:val="left" w:leader="none" w:pos="5760"/>
-          <w:tab w:val="left" w:leader="none" w:pos="6480"/>
-          <w:tab w:val="left" w:leader="none" w:pos="7200"/>
-          <w:tab w:val="left" w:leader="none" w:pos="7920"/>
-          <w:tab w:val="left" w:leader="none" w:pos="8640"/>
-        </w:tabs>
-        <w:jc w:val="both"/>
-        <w:rPr/>
-      </w:pPr>
-      <w:r>
-        <w:rPr>
-          <w:rtl w:val="0"/>
-        </w:rPr>
-      </w:r>
-    </w:p>
-    <w:p>
-      <w:pPr>
-        <w:tabs>
-          <w:tab w:val="left" w:leader="none" w:pos="0"/>
-          <w:tab w:val="left" w:leader="none" w:pos="720"/>
-          <w:tab w:val="left" w:leader="none" w:pos="1440"/>
-          <w:tab w:val="left" w:leader="none" w:pos="2160"/>
-          <w:tab w:val="left" w:leader="none" w:pos="2880"/>
-          <w:tab w:val="left" w:leader="none" w:pos="3600"/>
-          <w:tab w:val="left" w:leader="none" w:pos="4320"/>
-          <w:tab w:val="left" w:leader="none" w:pos="5040"/>
-          <w:tab w:val="left" w:leader="none" w:pos="5760"/>
-          <w:tab w:val="left" w:leader="none" w:pos="6480"/>
-          <w:tab w:val="left" w:leader="none" w:pos="7200"/>
-          <w:tab w:val="left" w:leader="none" w:pos="7920"/>
-          <w:tab w:val="left" w:leader="none" w:pos="8640"/>
-        </w:tabs>
-        <w:jc w:val="both"/>
-        <w:rPr/>
-      </w:pPr>
-      <w:r>
-        <w:rPr>
-          <w:rtl w:val="0"/>
-        </w:rPr>
-        <w:tab/>
+        <w:p>
+          <w:pPr>
+            <w:pStyle w:val="Normal"/>
+          </w:pPr>
+          <w:r>
+            <w:t>[COMPETITION]</w:t>
+          </w:r>
+        </w:p>
         <w:t xml:space="preserve">* Bonuses are [NOT]</w:t>
       </w:r>
       <w:r>
@@ -4873,68 +4672,360 @@
 </w:ftr>
 </file>
 
-<file path=word/footer2.xml><?xml version="1.0" encoding="utf-8"?>
-<w:ftr xmlns:mc="http://schemas.openxmlformats.org/markup-compatibility/2006" xmlns:o="urn:schemas-microsoft-com:office:office" xmlns:r="http://schemas.openxmlformats.org/officeDocument/2006/relationships" xmlns:m="http://schemas.openxmlformats.org/officeDocument/2006/math" xmlns:v="urn:schemas-microsoft-com:vml" xmlns:wp="http://schemas.openxmlformats.org/drawingml/2006/wordprocessingDrawing" xmlns:w10="urn:schemas-microsoft-com:office:word" xmlns:w="http://schemas.openxmlformats.org/wordprocessingml/2006/main" xmlns:wne="http://schemas.microsoft.com/office/word/2006/wordml" xmlns:sl="http://schemas.openxmlformats.org/schemaLibrary/2006/main" xmlns:a="http://schemas.openxmlformats.org/drawingml/2006/main" xmlns:pic="http://schemas.openxmlformats.org/drawingml/2006/picture" xmlns:c="http://schemas.openxmlformats.org/drawingml/2006/chart" xmlns:lc="http://schemas.openxmlformats.org/drawingml/2006/lockedCanvas" xmlns:dgm="http://schemas.openxmlformats.org/drawingml/2006/diagram" xmlns:wps="http://schemas.microsoft.com/office/word/2010/wordprocessingShape" xmlns:wpg="http://schemas.microsoft.com/office/word/2010/wordprocessingGroup" xmlns:w14="http://schemas.microsoft.com/office/word/2010/wordml" xmlns:w15="http://schemas.microsoft.com/office/word/2012/wordml" xmlns:w16="http://schemas.microsoft.com/office/word/2018/wordml" xmlns:w16cex="http://schemas.microsoft.com/office/word/2018/wordml/cex" xmlns:w16cid="http://schemas.microsoft.com/office/word/2016/wordml/cid" xmlns="http://schemas.microsoft.com/office/tasks/2019/documenttasks" xmlns:cr="http://schemas.microsoft.com/office/comments/2020/reactions">
-  <w:p>
-    <w:pPr>
-      <w:pBdr>
-        <w:top w:space="0" w:sz="0" w:val="nil"/>
-        <w:left w:space="0" w:sz="0" w:val="nil"/>
-        <w:bottom w:space="0" w:sz="0" w:val="nil"/>
-        <w:right w:space="0" w:sz="0" w:val="nil"/>
-        <w:between w:space="0" w:sz="0" w:val="nil"/>
-      </w:pBdr>
-      <w:tabs>
-        <w:tab w:val="center" w:leader="none" w:pos="4252"/>
-        <w:tab w:val="right" w:leader="none" w:pos="8504"/>
-      </w:tabs>
-      <w:jc w:val="center"/>
-      <w:rPr>
-        <w:color w:val="000000"/>
-      </w:rPr>
-    </w:pPr>
-    <w:r>
-      <w:rPr>
-        <w:color w:val="000000"/>
-      </w:rPr>
-      <w:fldChar w:fldCharType="begin"/>
-      <w:instrText xml:space="preserve">PAGE</w:instrText>
-      <w:fldChar w:fldCharType="separate"/>
-      <w:fldChar w:fldCharType="end"/>
-    </w:r>
-    <w:r>
-      <w:rPr>
-        <w:rtl w:val="0"/>
-      </w:rPr>
-    </w:r>
-  </w:p>
-  <w:p>
-    <w:pPr>
-      <w:pBdr>
-        <w:top w:space="0" w:sz="0" w:val="nil"/>
-        <w:left w:space="0" w:sz="0" w:val="nil"/>
-        <w:bottom w:space="0" w:sz="0" w:val="nil"/>
-        <w:right w:space="0" w:sz="0" w:val="nil"/>
-        <w:between w:space="0" w:sz="0" w:val="nil"/>
-      </w:pBdr>
-      <w:tabs>
-        <w:tab w:val="center" w:leader="none" w:pos="4252"/>
-        <w:tab w:val="right" w:leader="none" w:pos="8504"/>
-      </w:tabs>
-      <w:rPr>
-        <w:color w:val="000000"/>
-      </w:rPr>
-    </w:pPr>
-    <w:r>
-      <w:rPr>
-        <w:rtl w:val="0"/>
-      </w:rPr>
-    </w:r>
-  </w:p>
-</w:ftr>
+<file path=word/footer2.xml>
 </file>
 
-<file path=word/numbering.xml>
+<file path=word/numbering.xml><?xml version="1.0" encoding="utf-8"?>
+<w:numbering xmlns:mc="http://schemas.openxmlformats.org/markup-compatibility/2006" xmlns:o="urn:schemas-microsoft-com:office:office" xmlns:r="http://schemas.openxmlformats.org/officeDocument/2006/relationships" xmlns:m="http://schemas.openxmlformats.org/officeDocument/2006/math" xmlns:v="urn:schemas-microsoft-com:vml" xmlns:wp="http://schemas.openxmlformats.org/drawingml/2006/wordprocessingDrawing" xmlns:w10="urn:schemas-microsoft-com:office:word" xmlns:w="http://schemas.openxmlformats.org/wordprocessingml/2006/main" xmlns:wne="http://schemas.microsoft.com/office/word/2006/wordml" xmlns:sl="http://schemas.openxmlformats.org/schemaLibrary/2006/main" xmlns:a="http://schemas.openxmlformats.org/drawingml/2006/main" xmlns:pic="http://schemas.openxmlformats.org/drawingml/2006/picture" xmlns:c="http://schemas.openxmlformats.org/drawingml/2006/chart" xmlns:lc="http://schemas.openxmlformats.org/drawingml/2006/lockedCanvas" xmlns:dgm="http://schemas.openxmlformats.org/drawingml/2006/diagram" xmlns:wps="http://schemas.microsoft.com/office/word/2010/wordprocessingShape" xmlns:wpg="http://schemas.microsoft.com/office/word/2010/wordprocessingGroup" xmlns:w14="http://schemas.microsoft.com/office/word/2010/wordml" xmlns:w15="http://schemas.microsoft.com/office/word/2012/wordml" xmlns:w16="http://schemas.microsoft.com/office/word/2018/wordml" xmlns:w16cex="http://schemas.microsoft.com/office/word/2018/wordml/cex" xmlns:w16cid="http://schemas.microsoft.com/office/word/2016/wordml/cid" xmlns="http://schemas.microsoft.com/office/tasks/2019/documenttasks" xmlns:cr="http://schemas.microsoft.com/office/comments/2020/reactions">
+  <w:abstractNum w:abstractNumId="1">
+    <w:lvl w:ilvl="0">
+      <w:start w:val="1"/>
+      <w:numFmt w:val="decimal"/>
+      <w:lvlText w:val="%1"/>
+      <w:lvlJc w:val="left"/>
+      <w:pPr>
+        <w:ind w:left="375" w:hanging="375"/>
+      </w:pPr>
+      <w:rPr>
+        <w:b w:val="0"/>
+        <w:bCs w:val="0"/>
+        <w:u w:val="none"/>
+      </w:rPr>
+    </w:lvl>
+    <w:lvl w:ilvl="1">
+      <w:start w:val="1"/>
+      <w:numFmt w:val="decimal"/>
+      <w:lvlText w:val="%1.%2"/>
+      <w:lvlJc w:val="left"/>
+      <w:pPr>
+        <w:ind w:left="720" w:hanging="720"/>
+      </w:pPr>
+      <w:rPr>
+        <w:b w:val="1"/>
+        <w:bCs w:val="1"/>
+        <w:u w:val="none"/>
+      </w:rPr>
+    </w:lvl>
+    <w:lvl w:ilvl="2">
+      <w:start w:val="1"/>
+      <w:numFmt w:val="decimal"/>
+      <w:lvlText w:val="%1.%2.%3"/>
+      <w:lvlJc w:val="left"/>
+      <w:pPr>
+        <w:ind w:left="720" w:hanging="720"/>
+      </w:pPr>
+      <w:rPr>
+        <w:b w:val="0"/>
+        <w:bCs w:val="0"/>
+        <w:u w:val="none"/>
+      </w:rPr>
+    </w:lvl>
+    <w:lvl w:ilvl="3">
+      <w:start w:val="1"/>
+      <w:numFmt w:val="decimal"/>
+      <w:lvlText w:val="%1.%2.%3.%4"/>
+      <w:lvlJc w:val="left"/>
+      <w:pPr>
+        <w:ind w:left="1080" w:hanging="1080"/>
+      </w:pPr>
+      <w:rPr>
+        <w:b w:val="0"/>
+        <w:bCs w:val="0"/>
+        <w:u w:val="none"/>
+      </w:rPr>
+    </w:lvl>
+    <w:lvl w:ilvl="4">
+      <w:start w:val="1"/>
+      <w:numFmt w:val="decimal"/>
+      <w:lvlText w:val="%1.%2.%3.%4.%5"/>
+      <w:lvlJc w:val="left"/>
+      <w:pPr>
+        <w:ind w:left="1440" w:hanging="1440"/>
+      </w:pPr>
+      <w:rPr>
+        <w:b w:val="0"/>
+        <w:bCs w:val="0"/>
+        <w:u w:val="none"/>
+      </w:rPr>
+    </w:lvl>
+    <w:lvl w:ilvl="5">
+      <w:start w:val="1"/>
+      <w:numFmt w:val="decimal"/>
+      <w:lvlText w:val="%1.%2.%3.%4.%5.%6"/>
+      <w:lvlJc w:val="left"/>
+      <w:pPr>
+        <w:ind w:left="1440" w:hanging="1440"/>
+      </w:pPr>
+      <w:rPr>
+        <w:b w:val="0"/>
+        <w:bCs w:val="0"/>
+        <w:u w:val="none"/>
+      </w:rPr>
+    </w:lvl>
+    <w:lvl w:ilvl="6">
+      <w:start w:val="1"/>
+      <w:numFmt w:val="decimal"/>
+      <w:lvlText w:val="%1.%2.%3.%4.%5.%6.%7"/>
+      <w:lvlJc w:val="left"/>
+      <w:pPr>
+        <w:ind w:left="1800" w:hanging="1800"/>
+      </w:pPr>
+      <w:rPr>
+        <w:b w:val="0"/>
+        <w:bCs w:val="0"/>
+        <w:u w:val="none"/>
+      </w:rPr>
+    </w:lvl>
+    <w:lvl w:ilvl="7">
+      <w:start w:val="1"/>
+      <w:numFmt w:val="decimal"/>
+      <w:lvlText w:val="%1.%2.%3.%4.%5.%6.%7.%8"/>
+      <w:lvlJc w:val="left"/>
+      <w:pPr>
+        <w:ind w:left="2160" w:hanging="2160"/>
+      </w:pPr>
+      <w:rPr>
+        <w:b w:val="0"/>
+        <w:bCs w:val="0"/>
+        <w:u w:val="none"/>
+      </w:rPr>
+    </w:lvl>
+    <w:lvl w:ilvl="8">
+      <w:start w:val="1"/>
+      <w:numFmt w:val="decimal"/>
+      <w:lvlText w:val="%1.%2.%3.%4.%5.%6.%7.%8.%9"/>
+      <w:lvlJc w:val="left"/>
+      <w:pPr>
+        <w:ind w:left="2160" w:hanging="2160"/>
+      </w:pPr>
+      <w:rPr>
+        <w:b w:val="0"/>
+        <w:bCs w:val="0"/>
+        <w:u w:val="none"/>
+      </w:rPr>
+    </w:lvl>
+  </w:abstractNum>
+  <w:abstractNum w:abstractNumId="2">
+    <w:lvl w:ilvl="0">
+      <w:start w:val="3"/>
+      <w:numFmt w:val="decimal"/>
+      <w:lvlText w:val="%1"/>
+      <w:lvlJc w:val="left"/>
+      <w:pPr>
+        <w:ind w:left="420" w:hanging="420"/>
+      </w:pPr>
+      <w:rPr>
+        <w:b w:val="1"/>
+        <w:bCs w:val="1"/>
+      </w:rPr>
+    </w:lvl>
+    <w:lvl w:ilvl="1">
+      <w:start w:val="1"/>
+      <w:numFmt w:val="decimal"/>
+      <w:lvlText w:val="%1.%2"/>
+      <w:lvlJc w:val="left"/>
+      <w:pPr>
+        <w:ind w:left="1440" w:hanging="720"/>
+      </w:pPr>
+      <w:rPr>
+        <w:b w:val="1"/>
+        <w:bCs w:val="1"/>
+      </w:rPr>
+    </w:lvl>
+    <w:lvl w:ilvl="2">
+      <w:start w:val="1"/>
+      <w:numFmt w:val="decimal"/>
+      <w:lvlText w:val="%1.%2.%3"/>
+      <w:lvlJc w:val="left"/>
+      <w:pPr>
+        <w:ind w:left="2160" w:hanging="720"/>
+      </w:pPr>
+      <w:rPr>
+        <w:b w:val="1"/>
+        <w:bCs w:val="1"/>
+      </w:rPr>
+    </w:lvl>
+    <w:lvl w:ilvl="3">
+      <w:start w:val="1"/>
+      <w:numFmt w:val="decimal"/>
+      <w:lvlText w:val="%1.%2.%3.%4"/>
+      <w:lvlJc w:val="left"/>
+      <w:pPr>
+        <w:ind w:left="3240" w:hanging="1080"/>
+      </w:pPr>
+      <w:rPr>
+        <w:b w:val="1"/>
+        <w:bCs w:val="1"/>
+      </w:rPr>
+    </w:lvl>
+    <w:lvl w:ilvl="4">
+      <w:start w:val="1"/>
+      <w:numFmt w:val="decimal"/>
+      <w:lvlText w:val="%1.%2.%3.%4.%5"/>
+      <w:lvlJc w:val="left"/>
+      <w:pPr>
+        <w:ind w:left="3960" w:hanging="1080"/>
+      </w:pPr>
+      <w:rPr>
+        <w:b w:val="1"/>
+        <w:bCs w:val="1"/>
+      </w:rPr>
+    </w:lvl>
+    <w:lvl w:ilvl="5">
+      <w:start w:val="1"/>
+      <w:numFmt w:val="decimal"/>
+      <w:lvlText w:val="%1.%2.%3.%4.%5.%6"/>
+      <w:lvlJc w:val="left"/>
+      <w:pPr>
+        <w:ind w:left="5040" w:hanging="1440"/>
+      </w:pPr>
+      <w:rPr>
+        <w:b w:val="1"/>
+        <w:bCs w:val="1"/>
+      </w:rPr>
+    </w:lvl>
+    <w:lvl w:ilvl="6">
+      <w:start w:val="1"/>
+      <w:numFmt w:val="decimal"/>
+      <w:lvlText w:val="%1.%2.%3.%4.%5.%6.%7"/>
+      <w:lvlJc w:val="left"/>
+      <w:pPr>
+        <w:ind w:left="6120" w:hanging="1800"/>
+      </w:pPr>
+      <w:rPr>
+        <w:b w:val="1"/>
+        <w:bCs w:val="1"/>
+      </w:rPr>
+    </w:lvl>
+    <w:lvl w:ilvl="7">
+      <w:start w:val="1"/>
+      <w:numFmt w:val="decimal"/>
+      <w:lvlText w:val="%1.%2.%3.%4.%5.%6.%7.%8"/>
+      <w:lvlJc w:val="left"/>
+      <w:pPr>
+        <w:ind w:left="6840" w:hanging="1800"/>
+      </w:pPr>
+      <w:rPr>
+        <w:b w:val="1"/>
+        <w:bCs w:val="1"/>
+      </w:rPr>
+    </w:lvl>
+    <w:lvl w:ilvl="8">
+      <w:start w:val="1"/>
+      <w:numFmt w:val="decimal"/>
+      <w:lvlText w:val="%1.%2.%3.%4.%5.%6.%7.%8.%9"/>
+      <w:lvlJc w:val="left"/>
+      <w:pPr>
+        <w:ind w:left="7920" w:hanging="2160"/>
+      </w:pPr>
+      <w:rPr>
+        <w:b w:val="1"/>
+        <w:bCs w:val="1"/>
+      </w:rPr>
+    </w:lvl>
+  </w:abstractNum>
+  <w:abstractNum w:abstractNumId="3">
+    <w:lvl w:ilvl="0">
+      <w:start w:val="5"/>
+      <w:numFmt w:val="decimal"/>
+      <w:lvlText w:val="%1"/>
+      <w:lvlJc w:val="left"/>
+      <w:pPr>
+        <w:ind w:left="360" w:hanging="360"/>
+      </w:pPr>
+      <w:rPr/>
+    </w:lvl>
+    <w:lvl w:ilvl="1">
+      <w:start w:val="1"/>
+      <w:numFmt w:val="decimal"/>
+      <w:lvlText w:val="%1.%2"/>
+      <w:lvlJc w:val="left"/>
+      <w:pPr>
+        <w:ind w:left="360" w:hanging="360"/>
+      </w:pPr>
+      <w:rPr/>
+    </w:lvl>
+    <w:lvl w:ilvl="2">
+      <w:start w:val="1"/>
+      <w:numFmt w:val="decimal"/>
+      <w:lvlText w:val="%1.%2.%3"/>
+      <w:lvlJc w:val="left"/>
+      <w:pPr>
+        <w:ind w:left="720" w:hanging="720"/>
+      </w:pPr>
+      <w:rPr/>
+    </w:lvl>
+    <w:lvl w:ilvl="3">
+      <w:start w:val="1"/>
+      <w:numFmt w:val="decimal"/>
+      <w:lvlText w:val="%1.%2.%3.%4"/>
+      <w:lvlJc w:val="left"/>
+      <w:pPr>
+        <w:ind w:left="720" w:hanging="720"/>
+      </w:pPr>
+      <w:rPr/>
+    </w:lvl>
+    <w:lvl w:ilvl="4">
+      <w:start w:val="1"/>
+      <w:numFmt w:val="decimal"/>
+      <w:lvlText w:val="%1.%2.%3.%4.%5"/>
+      <w:lvlJc w:val="left"/>
+      <w:pPr>
+        <w:ind w:left="1080" w:hanging="1080"/>
+      </w:pPr>
+      <w:rPr/>
+    </w:lvl>
+    <w:lvl w:ilvl="5">
+      <w:start w:val="1"/>
+      <w:numFmt w:val="decimal"/>
+      <w:lvlText w:val="%1.%2.%3.%4.%5.%6"/>
+      <w:lvlJc w:val="left"/>
+      <w:pPr>
+        <w:ind w:left="1080" w:hanging="1080"/>
+      </w:pPr>
+      <w:rPr/>
+    </w:lvl>
+    <w:lvl w:ilvl="6">
+      <w:start w:val="1"/>
+      <w:numFmt w:val="decimal"/>
+      <w:lvlText w:val="%1.%2.%3.%4.%5.%6.%7"/>
+      <w:lvlJc w:val="left"/>
+      <w:pPr>
+        <w:ind w:left="1440" w:hanging="1440"/>
+      </w:pPr>
+      <w:rPr/>
+    </w:lvl>
+    <w:lvl w:ilvl="7">
+      <w:start w:val="1"/>
+      <w:numFmt w:val="decimal"/>
+      <w:lvlText w:val="%1.%2.%3.%4.%5.%6.%7.%8"/>
+      <w:lvlJc w:val="left"/>
+      <w:pPr>
+        <w:ind w:left="1440" w:hanging="1440"/>
+      </w:pPr>
+      <w:rPr/>
+    </w:lvl>
+    <w:lvl w:ilvl="8">
+      <w:start w:val="1"/>
+      <w:numFmt w:val="decimal"/>
+      <w:lvlText w:val="%1.%2.%3.%4.%5.%6.%7.%8.%9"/>
+      <w:lvlJc w:val="left"/>
+      <w:pPr>
+        <w:ind w:left="1800" w:hanging="1800"/>
+      </w:pPr>
+      <w:rPr/>
+    </w:lvl>
+  </w:abstractNum>
+  <w:num w:numId="1">
+    <w:abstractNumId w:val="1"/>
+  </w:num>
+  <w:num w:numId="2">
+    <w:abstractNumId w:val="2"/>
+  </w:num>
+  <w:num w:numId="3">
+    <w:abstractNumId w:val="3"/>
+  </w:num>
+</w:numbering>
 </file>
 
 <file path=word/styles.xml><?xml version="1.0" encoding="utf-8"?>

--- a/public/template.docx
+++ b/public/template.docx
@@ -2327,7 +2327,7 @@
         </w:rPr>
         <w:tab/>
         <w:tab/>
-        <w:t xml:space="preserve">Bonuses per each season:</w:t>
+        <w:t xml:space="preserve">3.8.1 Player Bonuses for {SEASON_1}</w:t>
         <w:p>
           <w:pPr>
             <w:pStyle w:val="Normal"/>

--- a/public/template.docx
+++ b/public/template.docx
@@ -346,9 +346,12 @@
         <w:rPr>
           <w:rtl w:val="0"/>
         </w:rPr>
-        <w:t xml:space="preserve">         </w:t>
-        <w:tab/>
-        <w:t xml:space="preserve">This contract agreement for the Player is valid for [NUMBER OF SEASON] seasons</w:t>
+        <w:t xml:space="preserve">      This contract agreement for the Player is valid for [NUMBER OF SEASON] seasons</w:t>
+      </w:r>
+      <w:r>
+        <w:rPr>
+          <w:rtl w:val="0"/>
+        </w:rPr>
       </w:r>
     </w:p>
     <w:p>
@@ -407,16 +410,48 @@
         <w:rPr>
           <w:rtl w:val="0"/>
         </w:rPr>
+        <w:t xml:space="preserve">      Subject to the terms of this agreement, the Club hereby confirms, and the Player agrees to the employment as a basketball player for the 2025/26 season [AND THE ADDITIONAL SEASON]</w:t>
+      </w:r>
+      <w:r>
+        <w:rPr>
+          <w:b w:val="1"/>
+          <w:bCs w:val="1"/>
+          <w:rtl w:val="0"/>
+        </w:rPr>
         <w:t xml:space="preserve"> </w:t>
-        <w:tab/>
-        <w:t xml:space="preserve">Subject to the terms of this agreement, the Club hereby confirms, and the Player agrees to the employment as a basketball player for the 2025/26 season [AND THE ADDITIONAL SEASON]. Such employment of the Player by the Club will include the Player’s participation in the Club´s regular season, play-off exhibition, tournament and friendly games and practices during the noted term.  All obligations of the Player concerning his presence in the Club’s locale will cease 24 hours after the last official game of the Club for the Season {SEASON_1} and the Player will become immediately a free agent and his letter of clearance will be immediately released </w:t>
+      </w:r>
+      <w:r>
+        <w:rPr>
+          <w:rtl w:val="0"/>
+        </w:rPr>
+        <w:t xml:space="preserve"> </w:t>
+      </w:r>
+      <w:r>
+        <w:rPr>
+          <w:rtl w:val="0"/>
+        </w:rPr>
+      </w:r>
+      <w:r>
+        <w:rPr/>
+        <w:t xml:space="preserve">. </w:t>
+      </w:r>
+      <w:r>
+        <w:rPr>
+          <w:rtl w:val="0"/>
+        </w:rPr>
+      </w:r>
+      <w:r>
+        <w:rPr>
+          <w:rtl w:val="0"/>
+        </w:rPr>
+        <w:t xml:space="preserve">      Such employment of the Player by the Club will include the Player’s participation in the Club´s regular season, play-off exhibition, tournament and friendly games and practices during the noted term.  All obligations of the Player concerning his presence in the Club’s locale will cease 24 hours after the last official game of the Club for the Season {SEASON_1} and the Player will become immediately a free agent and his letter of clearance will be immediately released </w:t>
       </w:r>
       <w:r>
         <w:rPr>
           <w:color w:val="ff0000"/>
           <w:rtl w:val="0"/>
         </w:rPr>
-        <w:t xml:space="preserve">{MULTI_SEASON_CLAUSE_FULL}</w:t>
+        <w:t xml:space="preserve">. {MULTI_SEASON_CLAUSE_FULL}</w:t>
       </w:r>
       <w:r>
         <w:rPr>
@@ -1582,8 +1617,8 @@
           <w:bCs w:val="1"/>
         </w:rPr>
         <w:sectPr>
-          <w:footerReference r:id="rId7" w:type="default"/>
-          <w:footerReference r:id="rId8" w:type="even"/>
+          <w:footerReference r:id="rId6" w:type="default"/>
+          <w:footerReference r:id="rId7" w:type="even"/>
           <w:pgSz w:h="15840" w:w="12240" w:orient="portrait"/>
           <w:pgMar w:bottom="1440" w:top="1440" w:left="1440" w:right="1440" w:header="1008" w:footer="576"/>
           <w:pgNumType w:start="1"/>
@@ -2264,6 +2299,11 @@
         </w:rPr>
         <w:t xml:space="preserve">The following individual bonuses will apply specifically to the player during the term of his agreement. </w:t>
       </w:r>
+      <w:r>
+        <w:rPr>
+          <w:rtl w:val="0"/>
+        </w:rPr>
+      </w:r>
     </w:p>
     <w:p>
       <w:pPr>
@@ -2328,14 +2368,215 @@
         <w:tab/>
         <w:tab/>
         <w:t xml:space="preserve">3.8.1 Player Bonuses for {SEASON_1}</w:t>
-        <w:p>
-          <w:pPr>
-            <w:pStyle w:val="Normal"/>
-          </w:pPr>
-          <w:r>
-            <w:t>[COMPETITION]</w:t>
-          </w:r>
-        </w:p>
+      </w:r>
+    </w:p>
+    <w:p>
+      <w:pPr>
+        <w:tabs>
+          <w:tab w:val="left" w:leader="none" w:pos="0"/>
+          <w:tab w:val="left" w:leader="none" w:pos="720"/>
+          <w:tab w:val="left" w:leader="none" w:pos="1080"/>
+          <w:tab w:val="left" w:leader="none" w:pos="1440"/>
+          <w:tab w:val="left" w:leader="none" w:pos="2160"/>
+          <w:tab w:val="left" w:leader="none" w:pos="2880"/>
+          <w:tab w:val="left" w:leader="none" w:pos="3600"/>
+          <w:tab w:val="left" w:leader="none" w:pos="4320"/>
+          <w:tab w:val="left" w:leader="none" w:pos="5040"/>
+          <w:tab w:val="left" w:leader="none" w:pos="5760"/>
+          <w:tab w:val="left" w:leader="none" w:pos="6480"/>
+          <w:tab w:val="left" w:leader="none" w:pos="7200"/>
+          <w:tab w:val="left" w:leader="none" w:pos="7920"/>
+          <w:tab w:val="left" w:leader="none" w:pos="8640"/>
+        </w:tabs>
+        <w:jc w:val="both"/>
+        <w:rPr>
+          <w:b w:val="1"/>
+          <w:bCs w:val="1"/>
+        </w:rPr>
+      </w:pPr>
+      <w:r>
+        <w:rPr>
+          <w:rtl w:val="0"/>
+        </w:rPr>
+      </w:r>
+    </w:p>
+    <w:p>
+      <w:pPr>
+        <w:tabs>
+          <w:tab w:val="left" w:leader="none" w:pos="0"/>
+          <w:tab w:val="left" w:leader="none" w:pos="720"/>
+          <w:tab w:val="left" w:leader="none" w:pos="1080"/>
+          <w:tab w:val="left" w:leader="none" w:pos="1440"/>
+          <w:tab w:val="left" w:leader="none" w:pos="2160"/>
+          <w:tab w:val="left" w:leader="none" w:pos="2880"/>
+          <w:tab w:val="left" w:leader="none" w:pos="3600"/>
+          <w:tab w:val="left" w:leader="none" w:pos="4320"/>
+          <w:tab w:val="left" w:leader="none" w:pos="5040"/>
+          <w:tab w:val="left" w:leader="none" w:pos="5760"/>
+          <w:tab w:val="left" w:leader="none" w:pos="6480"/>
+          <w:tab w:val="left" w:leader="none" w:pos="7200"/>
+          <w:tab w:val="left" w:leader="none" w:pos="7920"/>
+          <w:tab w:val="left" w:leader="none" w:pos="8640"/>
+        </w:tabs>
+        <w:rPr>
+          <w:b w:val="1"/>
+          <w:bCs w:val="1"/>
+          <w:u w:val="single"/>
+        </w:rPr>
+      </w:pPr>
+      <w:r>
+        <w:rPr>
+          <w:rtl w:val="0"/>
+        </w:rPr>
+        <w:tab/>
+        <w:t xml:space="preserve">            </w:t>
+      </w:r>
+      <w:r>
+        <w:rPr>
+          <w:b w:val="1"/>
+          <w:bCs w:val="1"/>
+          <w:u w:val="single"/>
+          <w:rtl w:val="0"/>
+        </w:rPr>
+        <w:t xml:space="preserve">[COMPETITION]</w:t>
+      </w:r>
+    </w:p>
+    <w:p>
+      <w:pPr>
+        <w:tabs>
+          <w:tab w:val="left" w:leader="none" w:pos="0"/>
+          <w:tab w:val="left" w:leader="none" w:pos="720"/>
+          <w:tab w:val="left" w:leader="none" w:pos="1440"/>
+          <w:tab w:val="left" w:leader="none" w:pos="2160"/>
+          <w:tab w:val="left" w:leader="none" w:pos="2880"/>
+          <w:tab w:val="left" w:leader="none" w:pos="3600"/>
+          <w:tab w:val="left" w:leader="none" w:pos="4320"/>
+          <w:tab w:val="left" w:leader="none" w:pos="5040"/>
+          <w:tab w:val="left" w:leader="none" w:pos="5760"/>
+          <w:tab w:val="left" w:leader="none" w:pos="6480"/>
+          <w:tab w:val="left" w:leader="none" w:pos="7200"/>
+          <w:tab w:val="left" w:leader="none" w:pos="7920"/>
+          <w:tab w:val="left" w:leader="none" w:pos="8640"/>
+        </w:tabs>
+        <w:jc w:val="both"/>
+        <w:rPr/>
+      </w:pPr>
+      <w:r>
+        <w:rPr>
+          <w:rtl w:val="0"/>
+        </w:rPr>
+        <w:tab/>
+        <w:tab/>
+        <w:t xml:space="preserve">[ACHIEVEMENT]</w:t>
+        <w:tab/>
+        <w:t xml:space="preserve">[AMOUNT OF THAT MONTH] net of any [COUNNAME OF THE COUNTRY] taxes </w:t>
+      </w:r>
+    </w:p>
+    <w:p>
+      <w:pPr>
+        <w:tabs>
+          <w:tab w:val="left" w:leader="none" w:pos="0"/>
+          <w:tab w:val="left" w:leader="none" w:pos="720"/>
+          <w:tab w:val="left" w:leader="none" w:pos="1080"/>
+          <w:tab w:val="left" w:leader="none" w:pos="1440"/>
+          <w:tab w:val="left" w:leader="none" w:pos="2160"/>
+          <w:tab w:val="left" w:leader="none" w:pos="2880"/>
+          <w:tab w:val="left" w:leader="none" w:pos="3600"/>
+          <w:tab w:val="left" w:leader="none" w:pos="4320"/>
+          <w:tab w:val="left" w:leader="none" w:pos="5040"/>
+          <w:tab w:val="left" w:leader="none" w:pos="5760"/>
+          <w:tab w:val="left" w:leader="none" w:pos="6480"/>
+          <w:tab w:val="left" w:leader="none" w:pos="7200"/>
+          <w:tab w:val="left" w:leader="none" w:pos="7920"/>
+          <w:tab w:val="left" w:leader="none" w:pos="8640"/>
+        </w:tabs>
+        <w:rPr/>
+      </w:pPr>
+      <w:r>
+        <w:rPr>
+          <w:rtl w:val="0"/>
+        </w:rPr>
+      </w:r>
+    </w:p>
+    <w:p>
+      <w:pPr>
+        <w:tabs>
+          <w:tab w:val="left" w:leader="none" w:pos="0"/>
+          <w:tab w:val="left" w:leader="none" w:pos="720"/>
+          <w:tab w:val="left" w:leader="none" w:pos="1080"/>
+          <w:tab w:val="left" w:leader="none" w:pos="1440"/>
+          <w:tab w:val="left" w:leader="none" w:pos="2160"/>
+          <w:tab w:val="left" w:leader="none" w:pos="2880"/>
+          <w:tab w:val="left" w:leader="none" w:pos="3600"/>
+          <w:tab w:val="left" w:leader="none" w:pos="4320"/>
+          <w:tab w:val="left" w:leader="none" w:pos="5040"/>
+          <w:tab w:val="left" w:leader="none" w:pos="5760"/>
+          <w:tab w:val="left" w:leader="none" w:pos="6480"/>
+          <w:tab w:val="left" w:leader="none" w:pos="7200"/>
+          <w:tab w:val="left" w:leader="none" w:pos="7920"/>
+          <w:tab w:val="left" w:leader="none" w:pos="8640"/>
+        </w:tabs>
+        <w:rPr/>
+      </w:pPr>
+      <w:r>
+        <w:rPr>
+          <w:rtl w:val="0"/>
+        </w:rPr>
+        <w:t xml:space="preserve">                       </w:t>
+      </w:r>
+    </w:p>
+    <w:p>
+      <w:pPr>
+        <w:tabs>
+          <w:tab w:val="left" w:leader="none" w:pos="0"/>
+          <w:tab w:val="left" w:leader="none" w:pos="720"/>
+          <w:tab w:val="left" w:leader="none" w:pos="1080"/>
+          <w:tab w:val="left" w:leader="none" w:pos="1440"/>
+          <w:tab w:val="left" w:leader="none" w:pos="2160"/>
+          <w:tab w:val="left" w:leader="none" w:pos="2880"/>
+          <w:tab w:val="left" w:leader="none" w:pos="3600"/>
+          <w:tab w:val="left" w:leader="none" w:pos="4320"/>
+          <w:tab w:val="left" w:leader="none" w:pos="5040"/>
+          <w:tab w:val="left" w:leader="none" w:pos="5760"/>
+          <w:tab w:val="left" w:leader="none" w:pos="6480"/>
+          <w:tab w:val="left" w:leader="none" w:pos="7200"/>
+          <w:tab w:val="left" w:leader="none" w:pos="7920"/>
+          <w:tab w:val="left" w:leader="none" w:pos="8640"/>
+        </w:tabs>
+        <w:jc w:val="both"/>
+        <w:rPr/>
+      </w:pPr>
+      <w:r>
+        <w:rPr>
+          <w:rtl w:val="0"/>
+        </w:rPr>
+      </w:r>
+    </w:p>
+    <w:p>
+      <w:pPr>
+        <w:tabs>
+          <w:tab w:val="left" w:leader="none" w:pos="0"/>
+          <w:tab w:val="left" w:leader="none" w:pos="720"/>
+          <w:tab w:val="left" w:leader="none" w:pos="1440"/>
+          <w:tab w:val="left" w:leader="none" w:pos="2160"/>
+          <w:tab w:val="left" w:leader="none" w:pos="2880"/>
+          <w:tab w:val="left" w:leader="none" w:pos="3600"/>
+          <w:tab w:val="left" w:leader="none" w:pos="4320"/>
+          <w:tab w:val="left" w:leader="none" w:pos="5040"/>
+          <w:tab w:val="left" w:leader="none" w:pos="5760"/>
+          <w:tab w:val="left" w:leader="none" w:pos="6480"/>
+          <w:tab w:val="left" w:leader="none" w:pos="7200"/>
+          <w:tab w:val="left" w:leader="none" w:pos="7920"/>
+          <w:tab w:val="left" w:leader="none" w:pos="8640"/>
+        </w:tabs>
+        <w:jc w:val="both"/>
+        <w:rPr/>
+      </w:pPr>
+      <w:r>
+        <w:rPr>
+          <w:rtl w:val="0"/>
+        </w:rPr>
+        <w:tab/>
         <w:t xml:space="preserve">* Bonuses are [NOT]</w:t>
       </w:r>
       <w:r>
@@ -4672,7 +4913,65 @@
 </w:ftr>
 </file>
 
-<file path=word/footer2.xml>
+<file path=word/footer2.xml><?xml version="1.0" encoding="utf-8"?>
+<w:ftr xmlns:mc="http://schemas.openxmlformats.org/markup-compatibility/2006" xmlns:o="urn:schemas-microsoft-com:office:office" xmlns:r="http://schemas.openxmlformats.org/officeDocument/2006/relationships" xmlns:m="http://schemas.openxmlformats.org/officeDocument/2006/math" xmlns:v="urn:schemas-microsoft-com:vml" xmlns:wp="http://schemas.openxmlformats.org/drawingml/2006/wordprocessingDrawing" xmlns:w10="urn:schemas-microsoft-com:office:word" xmlns:w="http://schemas.openxmlformats.org/wordprocessingml/2006/main" xmlns:wne="http://schemas.microsoft.com/office/word/2006/wordml" xmlns:sl="http://schemas.openxmlformats.org/schemaLibrary/2006/main" xmlns:a="http://schemas.openxmlformats.org/drawingml/2006/main" xmlns:pic="http://schemas.openxmlformats.org/drawingml/2006/picture" xmlns:c="http://schemas.openxmlformats.org/drawingml/2006/chart" xmlns:lc="http://schemas.openxmlformats.org/drawingml/2006/lockedCanvas" xmlns:dgm="http://schemas.openxmlformats.org/drawingml/2006/diagram" xmlns:wps="http://schemas.microsoft.com/office/word/2010/wordprocessingShape" xmlns:wpg="http://schemas.microsoft.com/office/word/2010/wordprocessingGroup" xmlns:w14="http://schemas.microsoft.com/office/word/2010/wordml" xmlns:w15="http://schemas.microsoft.com/office/word/2012/wordml" xmlns:w16="http://schemas.microsoft.com/office/word/2018/wordml" xmlns:w16cex="http://schemas.microsoft.com/office/word/2018/wordml/cex" xmlns:w16cid="http://schemas.microsoft.com/office/word/2016/wordml/cid" xmlns="http://schemas.microsoft.com/office/tasks/2019/documenttasks" xmlns:cr="http://schemas.microsoft.com/office/comments/2020/reactions">
+  <w:p>
+    <w:pPr>
+      <w:pBdr>
+        <w:top w:space="0" w:sz="0" w:val="nil"/>
+        <w:left w:space="0" w:sz="0" w:val="nil"/>
+        <w:bottom w:space="0" w:sz="0" w:val="nil"/>
+        <w:right w:space="0" w:sz="0" w:val="nil"/>
+        <w:between w:space="0" w:sz="0" w:val="nil"/>
+      </w:pBdr>
+      <w:tabs>
+        <w:tab w:val="center" w:leader="none" w:pos="4252"/>
+        <w:tab w:val="right" w:leader="none" w:pos="8504"/>
+      </w:tabs>
+      <w:jc w:val="center"/>
+      <w:rPr>
+        <w:color w:val="000000"/>
+      </w:rPr>
+    </w:pPr>
+    <w:r>
+      <w:rPr>
+        <w:color w:val="000000"/>
+      </w:rPr>
+      <w:fldChar w:fldCharType="begin"/>
+      <w:instrText xml:space="preserve">PAGE</w:instrText>
+      <w:fldChar w:fldCharType="separate"/>
+      <w:fldChar w:fldCharType="end"/>
+    </w:r>
+    <w:r>
+      <w:rPr>
+        <w:rtl w:val="0"/>
+      </w:rPr>
+    </w:r>
+  </w:p>
+  <w:p>
+    <w:pPr>
+      <w:pBdr>
+        <w:top w:space="0" w:sz="0" w:val="nil"/>
+        <w:left w:space="0" w:sz="0" w:val="nil"/>
+        <w:bottom w:space="0" w:sz="0" w:val="nil"/>
+        <w:right w:space="0" w:sz="0" w:val="nil"/>
+        <w:between w:space="0" w:sz="0" w:val="nil"/>
+      </w:pBdr>
+      <w:tabs>
+        <w:tab w:val="center" w:leader="none" w:pos="4252"/>
+        <w:tab w:val="right" w:leader="none" w:pos="8504"/>
+      </w:tabs>
+      <w:rPr>
+        <w:color w:val="000000"/>
+      </w:rPr>
+    </w:pPr>
+    <w:r>
+      <w:rPr>
+        <w:rtl w:val="0"/>
+      </w:rPr>
+    </w:r>
+  </w:p>
+</w:ftr>
 </file>
 
 <file path=word/numbering.xml><?xml version="1.0" encoding="utf-8"?>
@@ -5167,20 +5466,6 @@
       <w:sz w:val="72"/>
       <w:szCs w:val="72"/>
     </w:rPr>
-  </w:style>
-  <w:style w:type="table" w:styleId="TableNormal" w:default="1">
-    <w:name w:val="TableNormal"/>
-    <w:tblPr>
-      <w:tblCellMar>
-        <w:top w:w="100.0" w:type="dxa"/>
-        <w:left w:w="100.0" w:type="dxa"/>
-        <w:bottom w:w="100.0" w:type="dxa"/>
-        <w:right w:w="100.0" w:type="dxa"/>
-      </w:tblCellMar>
-    </w:tblPr>
-  </w:style>
-  <w:style w:type="paragraph" w:styleId="Normal" w:default="1">
-    <w:name w:val="normal"/>
   </w:style>
   <w:style w:type="paragraph" w:styleId="Subtitle">
     <w:name w:val="Subtitle"/>
@@ -5521,19 +5806,4 @@
   </a:objectDefaults>
   <a:extraClrSchemeLst/>
 </a:theme>
-</file>
-
-<file path=customXML/item1.xml><?xml version="1.0" encoding="utf-8"?>
-<go:gDocsCustomXmlDataStorage xmlns:go="http://customooxmlschemas.google.com/" xmlns:r="http://schemas.openxmlformats.org/officeDocument/2006/relationships" uri="GoogleDocsCustomDataVersion2">
-  <go:docsCustomData xmlns:go="http://customooxmlschemas.google.com/" roundtripDataSignature="AMtx7mjPPCmFAjgu11uRata2v5N5Q8gV9g==">CgMxLjA4AHIhMTlDTVFPU3B4SzN3aDFWalpaam1UeUdiLUZuRmdsS2R2</go:docsCustomData>
-</go:gDocsCustomXmlDataStorage>
-</file>
-
-<file path=customXML/itemProps1.xml><?xml version="1.0" encoding="utf-8"?>
-<ds:datastoreItem xmlns:ds="http://schemas.openxmlformats.org/officeDocument/2006/customXml" ds:itemID="{11111111-1234-1234-1234-123412341234}">
-  <ds:schemaRefs>
-    <ds:schemaRef ds:uri="http://schemas.openxmlformats.org/officeDocument/2006/relationships"/>
-    <ds:schemaRef ds:uri="http://customooxmlschemas.google.com/"/>
-  </ds:schemaRefs>
-</ds:datastoreItem>
 </file>
--- a/public/template.docx
+++ b/public/template.docx
@@ -2291,7 +2291,7 @@
           <w:bCs w:val="1"/>
           <w:rtl w:val="0"/>
         </w:rPr>
-        <w:t xml:space="preserve">BONUSES:  </w:t>
+        <w:t xml:space="preserve">3.8    BONUSES:  </w:t>
       </w:r>
       <w:r>
         <w:rPr>

--- a/public/template.docx
+++ b/public/template.docx
@@ -2,6 +2,8 @@
 <file path=word/document.xml><?xml version="1.0" encoding="utf-8"?>
 <w:document xmlns:mc="http://schemas.openxmlformats.org/markup-compatibility/2006" xmlns:o="urn:schemas-microsoft-com:office:office" xmlns:r="http://schemas.openxmlformats.org/officeDocument/2006/relationships" xmlns:m="http://schemas.openxmlformats.org/officeDocument/2006/math" xmlns:v="urn:schemas-microsoft-com:vml" xmlns:wp="http://schemas.openxmlformats.org/drawingml/2006/wordprocessingDrawing" xmlns:w10="urn:schemas-microsoft-com:office:word" xmlns:w="http://schemas.openxmlformats.org/wordprocessingml/2006/main" xmlns:wne="http://schemas.microsoft.com/office/word/2006/wordml" xmlns:sl="http://schemas.openxmlformats.org/schemaLibrary/2006/main" xmlns:a="http://schemas.openxmlformats.org/drawingml/2006/main" xmlns:pic="http://schemas.openxmlformats.org/drawingml/2006/picture" xmlns:c="http://schemas.openxmlformats.org/drawingml/2006/chart" xmlns:lc="http://schemas.openxmlformats.org/drawingml/2006/lockedCanvas" xmlns:dgm="http://schemas.openxmlformats.org/drawingml/2006/diagram" xmlns:wps="http://schemas.microsoft.com/office/word/2010/wordprocessingShape" xmlns:wpg="http://schemas.microsoft.com/office/word/2010/wordprocessingGroup" xmlns:w14="http://schemas.microsoft.com/office/word/2010/wordml" xmlns:w15="http://schemas.microsoft.com/office/word/2012/wordml" xmlns:w16="http://schemas.microsoft.com/office/word/2018/wordml" xmlns:w16cex="http://schemas.microsoft.com/office/word/2018/wordml/cex" xmlns:w16cid="http://schemas.microsoft.com/office/word/2016/wordml/cid" xmlns="http://schemas.microsoft.com/office/tasks/2019/documenttasks" xmlns:cr="http://schemas.microsoft.com/office/comments/2020/reactions">
   <w:body>
+[ADDITIONAL SEASON]
+[ADDITIONAL SEASON]
     <w:p>
       <w:pPr>
         <w:jc w:val="center"/>

--- a/public/template.docx
+++ b/public/template.docx
@@ -2,8 +2,6 @@
 <file path=word/document.xml><?xml version="1.0" encoding="utf-8"?>
 <w:document xmlns:mc="http://schemas.openxmlformats.org/markup-compatibility/2006" xmlns:o="urn:schemas-microsoft-com:office:office" xmlns:r="http://schemas.openxmlformats.org/officeDocument/2006/relationships" xmlns:m="http://schemas.openxmlformats.org/officeDocument/2006/math" xmlns:v="urn:schemas-microsoft-com:vml" xmlns:wp="http://schemas.openxmlformats.org/drawingml/2006/wordprocessingDrawing" xmlns:w10="urn:schemas-microsoft-com:office:word" xmlns:w="http://schemas.openxmlformats.org/wordprocessingml/2006/main" xmlns:wne="http://schemas.microsoft.com/office/word/2006/wordml" xmlns:sl="http://schemas.openxmlformats.org/schemaLibrary/2006/main" xmlns:a="http://schemas.openxmlformats.org/drawingml/2006/main" xmlns:pic="http://schemas.openxmlformats.org/drawingml/2006/picture" xmlns:c="http://schemas.openxmlformats.org/drawingml/2006/chart" xmlns:lc="http://schemas.openxmlformats.org/drawingml/2006/lockedCanvas" xmlns:dgm="http://schemas.openxmlformats.org/drawingml/2006/diagram" xmlns:wps="http://schemas.microsoft.com/office/word/2010/wordprocessingShape" xmlns:wpg="http://schemas.microsoft.com/office/word/2010/wordprocessingGroup" xmlns:w14="http://schemas.microsoft.com/office/word/2010/wordml" xmlns:w15="http://schemas.microsoft.com/office/word/2012/wordml" xmlns:w16="http://schemas.microsoft.com/office/word/2018/wordml" xmlns:w16cex="http://schemas.microsoft.com/office/word/2018/wordml/cex" xmlns:w16cid="http://schemas.microsoft.com/office/word/2016/wordml/cid" xmlns="http://schemas.microsoft.com/office/tasks/2019/documenttasks" xmlns:cr="http://schemas.microsoft.com/office/comments/2020/reactions">
   <w:body>
-[ADDITIONAL SEASON]
-[ADDITIONAL SEASON]
     <w:p>
       <w:pPr>
         <w:jc w:val="center"/>
@@ -1672,6 +1670,7 @@
         </w:rPr>
       </w:r>
     </w:p>
+    [ADDITIONAL_SEASON]
     <w:p>
       <w:pPr>
         <w:tabs>
@@ -2293,7 +2292,7 @@
           <w:bCs w:val="1"/>
           <w:rtl w:val="0"/>
         </w:rPr>
-        <w:t xml:space="preserve">3.8    BONUSES:  </w:t>
+        <w:t xml:space="preserve">BONUSES:  </w:t>
       </w:r>
       <w:r>
         <w:rPr>

--- a/public/template.docx
+++ b/public/template.docx
@@ -448,7 +448,6 @@
       </w:r>
       <w:r>
         <w:rPr>
-          <w:color w:val="ff0000"/>
           <w:rtl w:val="0"/>
         </w:rPr>
         <w:t xml:space="preserve">. {MULTI_SEASON_CLAUSE_FULL}</w:t>

--- a/public/template.docx
+++ b/public/template.docx
@@ -1,6 +1,6 @@
 
 <file path=word/document.xml><?xml version="1.0" encoding="utf-8"?>
-<w:document xmlns:mc="http://schemas.openxmlformats.org/markup-compatibility/2006" xmlns:o="urn:schemas-microsoft-com:office:office" xmlns:r="http://schemas.openxmlformats.org/officeDocument/2006/relationships" xmlns:m="http://schemas.openxmlformats.org/officeDocument/2006/math" xmlns:v="urn:schemas-microsoft-com:vml" xmlns:wp="http://schemas.openxmlformats.org/drawingml/2006/wordprocessingDrawing" xmlns:w10="urn:schemas-microsoft-com:office:word" xmlns:w="http://schemas.openxmlformats.org/wordprocessingml/2006/main" xmlns:wne="http://schemas.microsoft.com/office/word/2006/wordml" xmlns:sl="http://schemas.openxmlformats.org/schemaLibrary/2006/main" xmlns:a="http://schemas.openxmlformats.org/drawingml/2006/main" xmlns:pic="http://schemas.openxmlformats.org/drawingml/2006/picture" xmlns:c="http://schemas.openxmlformats.org/drawingml/2006/chart" xmlns:lc="http://schemas.openxmlformats.org/drawingml/2006/lockedCanvas" xmlns:dgm="http://schemas.openxmlformats.org/drawingml/2006/diagram" xmlns:wps="http://schemas.microsoft.com/office/word/2010/wordprocessingShape" xmlns:wpg="http://schemas.microsoft.com/office/word/2010/wordprocessingGroup" xmlns:w14="http://schemas.microsoft.com/office/word/2010/wordml" xmlns:w15="http://schemas.microsoft.com/office/word/2012/wordml" xmlns:w16="http://schemas.microsoft.com/office/word/2018/wordml" xmlns:w16cex="http://schemas.microsoft.com/office/word/2018/wordml/cex" xmlns:w16cid="http://schemas.microsoft.com/office/word/2016/wordml/cid" xmlns="http://schemas.microsoft.com/office/tasks/2019/documenttasks" xmlns:cr="http://schemas.microsoft.com/office/comments/2020/reactions">
+<w:document xmlns:r="http://schemas.openxmlformats.org/officeDocument/2006/relationships" xmlns:w="http://schemas.openxmlformats.org/wordprocessingml/2006/main" xmlns:w14="http://schemas.microsoft.com/office/word/2010/wordml">
   <w:body>
     <w:p>
       <w:pPr>
@@ -3822,8 +3822,24 @@
       <w:r>
         <w:rPr>
           <w:rtl w:val="0"/>
-        </w:rPr>
-        <w:t xml:space="preserve">9.1****       Buy-Outs:    </w:t>
+          <w:b/>
+        </w:rPr>
+        <w:t xml:space="preserve">9.1****       </w:t>
+      </w:r>
+      <w:r>
+        <w:rPr>
+          <w:rtl w:val="0"/>
+          <w:b/>
+          <w:b/>
+        </w:rPr>
+        <w:t xml:space="preserve">Buy-Outs:</w:t>
+      </w:r>
+      <w:r>
+        <w:rPr>
+          <w:rtl w:val="0"/>
+          <w:b/>
+        </w:rPr>
+        <w:t xml:space="preserve">    </w:t>
       </w:r>
     </w:p>
     <w:p>
